--- a/Задание по сессиям/(!) Обучение.docx
+++ b/Задание по сессиям/(!) Обучение.docx
@@ -1003,8 +1003,6 @@
         </w:rPr>
         <w:t xml:space="preserve">, </w:t>
       </w:r>
-      <w:proofErr w:type="spellStart"/>
-      <w:proofErr w:type="gramStart"/>
       <w:r>
         <w:rPr>
           <w:rFonts w:ascii="Times New Roman" w:hAnsi="Times New Roman" w:cs="Times New Roman"/>
@@ -1014,7 +1012,6 @@
         </w:rPr>
         <w:t>nvarchar</w:t>
       </w:r>
-      <w:proofErr w:type="spellEnd"/>
       <w:r>
         <w:rPr>
           <w:rFonts w:ascii="Times New Roman" w:hAnsi="Times New Roman" w:cs="Times New Roman"/>
@@ -1024,7 +1021,6 @@
         </w:rPr>
         <w:t>(</w:t>
       </w:r>
-      <w:proofErr w:type="gramEnd"/>
       <w:r>
         <w:rPr>
           <w:rFonts w:ascii="Times New Roman" w:hAnsi="Times New Roman" w:cs="Times New Roman"/>
@@ -1094,23 +1090,13 @@
         </w:rPr>
         <w:t xml:space="preserve"> «</w:t>
       </w:r>
-      <w:proofErr w:type="spellStart"/>
       <w:r>
         <w:rPr>
           <w:rFonts w:ascii="Calibri" w:eastAsia="Times New Roman" w:hAnsi="Calibri" w:cs="Calibri"/>
           <w:color w:val="000000"/>
           <w:lang w:val="en-US" w:eastAsia="ru-RU"/>
         </w:rPr>
-        <w:t>data:image</w:t>
-      </w:r>
-      <w:proofErr w:type="spellEnd"/>
-      <w:r>
-        <w:rPr>
-          <w:rFonts w:ascii="Calibri" w:eastAsia="Times New Roman" w:hAnsi="Calibri" w:cs="Calibri"/>
-          <w:color w:val="000000"/>
-          <w:lang w:val="en-US" w:eastAsia="ru-RU"/>
-        </w:rPr>
-        <w:t>/png;base64,</w:t>
+        <w:t>data:image/png;base64,</w:t>
       </w:r>
       <w:r>
         <w:rPr>
@@ -1341,25 +1327,7 @@
           <w:sz w:val="28"/>
           <w:szCs w:val="28"/>
         </w:rPr>
-        <w:t>Через =</w:t>
-      </w:r>
-      <w:proofErr w:type="gramStart"/>
-      <w:r>
-        <w:rPr>
-          <w:rFonts w:ascii="Times New Roman" w:hAnsi="Times New Roman" w:cs="Times New Roman"/>
-          <w:sz w:val="28"/>
-          <w:szCs w:val="28"/>
-        </w:rPr>
-        <w:t>ВПР(</w:t>
-      </w:r>
-      <w:proofErr w:type="gramEnd"/>
-      <w:r>
-        <w:rPr>
-          <w:rFonts w:ascii="Times New Roman" w:hAnsi="Times New Roman" w:cs="Times New Roman"/>
-          <w:sz w:val="28"/>
-          <w:szCs w:val="28"/>
-        </w:rPr>
-        <w:t xml:space="preserve">) нужно вставить </w:t>
+        <w:t xml:space="preserve">Через =ВПР() нужно вставить </w:t>
       </w:r>
       <w:r>
         <w:rPr>
@@ -1492,7 +1460,6 @@
         </w:rPr>
         <w:t xml:space="preserve">ГЛАВНАЯ ТАБЛИЦА </w:t>
       </w:r>
-      <w:proofErr w:type="spellStart"/>
       <w:r>
         <w:rPr>
           <w:rFonts w:ascii="Times New Roman" w:hAnsi="Times New Roman" w:cs="Times New Roman"/>
@@ -1502,7 +1469,6 @@
         </w:rPr>
         <w:t>VendingMachines</w:t>
       </w:r>
-      <w:proofErr w:type="spellEnd"/>
       <w:r>
         <w:rPr>
           <w:rFonts w:ascii="Times New Roman" w:hAnsi="Times New Roman" w:cs="Times New Roman"/>
@@ -1682,25 +1648,7 @@
           <w:sz w:val="28"/>
           <w:szCs w:val="28"/>
         </w:rPr>
-        <w:t xml:space="preserve">Красные – </w:t>
-      </w:r>
-      <w:proofErr w:type="spellStart"/>
-      <w:r>
-        <w:rPr>
-          <w:rFonts w:ascii="Times New Roman" w:hAnsi="Times New Roman" w:cs="Times New Roman"/>
-          <w:sz w:val="28"/>
-          <w:szCs w:val="28"/>
-        </w:rPr>
-        <w:t>доп</w:t>
-      </w:r>
-      <w:proofErr w:type="spellEnd"/>
-      <w:r>
-        <w:rPr>
-          <w:rFonts w:ascii="Times New Roman" w:hAnsi="Times New Roman" w:cs="Times New Roman"/>
-          <w:sz w:val="28"/>
-          <w:szCs w:val="28"/>
-        </w:rPr>
-        <w:t xml:space="preserve"> столбцы по требованию из задания.</w:t>
+        <w:t>Красные – доп столбцы по требованию из задания.</w:t>
       </w:r>
     </w:p>
     <w:p>
@@ -1834,7 +1782,6 @@
           <w:szCs w:val="28"/>
         </w:rPr>
       </w:pPr>
-      <w:proofErr w:type="spellStart"/>
       <w:r>
         <w:rPr>
           <w:rFonts w:ascii="Times New Roman" w:hAnsi="Times New Roman" w:cs="Times New Roman"/>
@@ -1844,7 +1791,6 @@
         </w:rPr>
         <w:t>PaymentTypes</w:t>
       </w:r>
-      <w:proofErr w:type="spellEnd"/>
       <w:r>
         <w:rPr>
           <w:rFonts w:ascii="Times New Roman" w:hAnsi="Times New Roman" w:cs="Times New Roman"/>
@@ -2248,7 +2194,6 @@
         </w:rPr>
         <w:t xml:space="preserve">Нужно добавить тестовые значения для </w:t>
       </w:r>
-      <w:proofErr w:type="spellStart"/>
       <w:r>
         <w:rPr>
           <w:rFonts w:ascii="Times New Roman" w:hAnsi="Times New Roman" w:cs="Times New Roman"/>
@@ -2260,7 +2205,6 @@
         </w:rPr>
         <w:t>InventoryNumber</w:t>
       </w:r>
-      <w:proofErr w:type="spellEnd"/>
     </w:p>
     <w:p>
       <w:pPr>
@@ -2494,131 +2438,59 @@
           <w:rFonts w:ascii="Times New Roman" w:hAnsi="Times New Roman" w:cs="Times New Roman"/>
           <w:sz w:val="28"/>
           <w:szCs w:val="28"/>
-        </w:rPr>
-      </w:pPr>
-      <w:proofErr w:type="spellStart"/>
-      <w:r>
-        <w:rPr>
-          <w:rFonts w:ascii="Times New Roman" w:hAnsi="Times New Roman" w:cs="Times New Roman"/>
-          <w:sz w:val="28"/>
-          <w:szCs w:val="28"/>
-        </w:rPr>
-        <w:t>MaintenanceTimeHours</w:t>
-      </w:r>
-      <w:proofErr w:type="spellEnd"/>
-      <w:r>
-        <w:rPr>
-          <w:rFonts w:ascii="Times New Roman" w:hAnsi="Times New Roman" w:cs="Times New Roman"/>
-          <w:sz w:val="28"/>
-          <w:szCs w:val="28"/>
-        </w:rPr>
-        <w:t xml:space="preserve"> &lt;= 1 AND </w:t>
-      </w:r>
-      <w:proofErr w:type="spellStart"/>
-      <w:r>
-        <w:rPr>
-          <w:rFonts w:ascii="Times New Roman" w:hAnsi="Times New Roman" w:cs="Times New Roman"/>
-          <w:sz w:val="28"/>
-          <w:szCs w:val="28"/>
-        </w:rPr>
-        <w:t>MaintenanceTimeHours</w:t>
-      </w:r>
-      <w:proofErr w:type="spellEnd"/>
-      <w:r>
-        <w:rPr>
-          <w:rFonts w:ascii="Times New Roman" w:hAnsi="Times New Roman" w:cs="Times New Roman"/>
-          <w:sz w:val="28"/>
-          <w:szCs w:val="28"/>
-        </w:rPr>
-        <w:t xml:space="preserve"> &lt;= 20</w:t>
-      </w:r>
-    </w:p>
-    <w:p>
-      <w:pPr>
-        <w:widowControl w:val="0"/>
-        <w:spacing w:after="0" w:line="360" w:lineRule="auto"/>
-        <w:rPr>
-          <w:rFonts w:ascii="Times New Roman" w:hAnsi="Times New Roman" w:cs="Times New Roman"/>
-          <w:sz w:val="28"/>
-          <w:szCs w:val="28"/>
-        </w:rPr>
-      </w:pPr>
-      <w:proofErr w:type="spellStart"/>
-      <w:proofErr w:type="gramStart"/>
-      <w:r>
-        <w:rPr>
-          <w:rFonts w:ascii="Times New Roman" w:hAnsi="Times New Roman" w:cs="Times New Roman"/>
-          <w:sz w:val="28"/>
-          <w:szCs w:val="28"/>
-        </w:rPr>
-        <w:t>NextMaintenanceDate</w:t>
-      </w:r>
-      <w:proofErr w:type="spellEnd"/>
-      <w:r>
-        <w:rPr>
-          <w:rFonts w:ascii="Times New Roman" w:hAnsi="Times New Roman" w:cs="Times New Roman"/>
-          <w:sz w:val="28"/>
-          <w:szCs w:val="28"/>
-        </w:rPr>
-        <w:t xml:space="preserve"> &gt;</w:t>
-      </w:r>
-      <w:proofErr w:type="gramEnd"/>
-      <w:r>
-        <w:rPr>
-          <w:rFonts w:ascii="Times New Roman" w:hAnsi="Times New Roman" w:cs="Times New Roman"/>
-          <w:sz w:val="28"/>
-          <w:szCs w:val="28"/>
-        </w:rPr>
-        <w:t xml:space="preserve">= </w:t>
-      </w:r>
-      <w:proofErr w:type="spellStart"/>
-      <w:r>
-        <w:rPr>
-          <w:rFonts w:ascii="Times New Roman" w:hAnsi="Times New Roman" w:cs="Times New Roman"/>
-          <w:sz w:val="28"/>
-          <w:szCs w:val="28"/>
-        </w:rPr>
-        <w:t>ManufactureDate</w:t>
-      </w:r>
-      <w:proofErr w:type="spellEnd"/>
-    </w:p>
-    <w:p>
-      <w:pPr>
-        <w:widowControl w:val="0"/>
-        <w:spacing w:after="0" w:line="360" w:lineRule="auto"/>
-        <w:rPr>
-          <w:rFonts w:ascii="Times New Roman" w:hAnsi="Times New Roman" w:cs="Times New Roman"/>
-          <w:sz w:val="28"/>
-          <w:szCs w:val="28"/>
-        </w:rPr>
-      </w:pPr>
-      <w:proofErr w:type="spellStart"/>
-      <w:proofErr w:type="gramStart"/>
-      <w:r>
-        <w:rPr>
-          <w:rFonts w:ascii="Times New Roman" w:hAnsi="Times New Roman" w:cs="Times New Roman"/>
-          <w:sz w:val="28"/>
-          <w:szCs w:val="28"/>
-        </w:rPr>
-        <w:t>ResourceHours</w:t>
-      </w:r>
-      <w:proofErr w:type="spellEnd"/>
-      <w:r>
-        <w:rPr>
-          <w:rFonts w:ascii="Times New Roman" w:hAnsi="Times New Roman" w:cs="Times New Roman"/>
-          <w:sz w:val="28"/>
-          <w:szCs w:val="28"/>
-        </w:rPr>
-        <w:t xml:space="preserve"> &gt;</w:t>
-      </w:r>
-      <w:proofErr w:type="gramEnd"/>
-      <w:r>
-        <w:rPr>
-          <w:rFonts w:ascii="Times New Roman" w:hAnsi="Times New Roman" w:cs="Times New Roman"/>
-          <w:sz w:val="28"/>
-          <w:szCs w:val="28"/>
-        </w:rPr>
-        <w:t>= 1</w:t>
+          <w:lang w:val="en-US"/>
+        </w:rPr>
+      </w:pPr>
+      <w:r>
+        <w:rPr>
+          <w:rFonts w:ascii="Times New Roman" w:hAnsi="Times New Roman" w:cs="Times New Roman"/>
+          <w:sz w:val="28"/>
+          <w:szCs w:val="28"/>
+          <w:lang w:val="en-US"/>
+        </w:rPr>
+        <w:t>MaintenanceTimeHours &lt;= 1 AND MaintenanceTimeHours &lt;= 20</w:t>
+      </w:r>
+    </w:p>
+    <w:p>
+      <w:pPr>
+        <w:widowControl w:val="0"/>
+        <w:spacing w:after="0" w:line="360" w:lineRule="auto"/>
+        <w:rPr>
+          <w:rFonts w:ascii="Times New Roman" w:hAnsi="Times New Roman" w:cs="Times New Roman"/>
+          <w:sz w:val="28"/>
+          <w:szCs w:val="28"/>
+          <w:lang w:val="en-US"/>
+        </w:rPr>
+      </w:pPr>
+      <w:r>
+        <w:rPr>
+          <w:rFonts w:ascii="Times New Roman" w:hAnsi="Times New Roman" w:cs="Times New Roman"/>
+          <w:sz w:val="28"/>
+          <w:szCs w:val="28"/>
+          <w:lang w:val="en-US"/>
+        </w:rPr>
+        <w:t>NextMaintenanceDate &gt;= ManufactureDate</w:t>
+      </w:r>
+    </w:p>
+    <w:p>
+      <w:pPr>
+        <w:widowControl w:val="0"/>
+        <w:spacing w:after="0" w:line="360" w:lineRule="auto"/>
+        <w:rPr>
+          <w:rFonts w:ascii="Times New Roman" w:hAnsi="Times New Roman" w:cs="Times New Roman"/>
+          <w:sz w:val="28"/>
+          <w:szCs w:val="28"/>
+          <w:lang w:val="en-US"/>
+        </w:rPr>
+      </w:pPr>
+      <w:r>
+        <w:rPr>
+          <w:rFonts w:ascii="Times New Roman" w:hAnsi="Times New Roman" w:cs="Times New Roman"/>
+          <w:sz w:val="28"/>
+          <w:szCs w:val="28"/>
+          <w:lang w:val="en-US"/>
+        </w:rPr>
+        <w:t>ResourceHours &gt;= 1</w:t>
       </w:r>
     </w:p>
     <w:p>
@@ -2644,7 +2516,6 @@
           <w:rFonts w:ascii="Times New Roman" w:hAnsi="Times New Roman" w:cs="Times New Roman"/>
           <w:sz w:val="28"/>
           <w:szCs w:val="28"/>
-          <w:lang w:val="en-US"/>
         </w:rPr>
         <w:t>.</w:t>
       </w:r>
@@ -2661,7 +2532,244 @@
           <w:lang w:val="en-US"/>
         </w:rPr>
       </w:pPr>
-      <w:proofErr w:type="spellStart"/>
+      <w:r>
+        <w:rPr>
+          <w:rFonts w:ascii="Times New Roman" w:hAnsi="Times New Roman" w:cs="Times New Roman"/>
+          <w:sz w:val="28"/>
+          <w:szCs w:val="28"/>
+          <w:lang w:val="en-US"/>
+        </w:rPr>
+        <w:t>Api</w:t>
+      </w:r>
+    </w:p>
+    <w:p>
+      <w:pPr>
+        <w:widowControl w:val="0"/>
+        <w:spacing w:after="0" w:line="360" w:lineRule="auto"/>
+        <w:rPr>
+          <w:rFonts w:ascii="Times New Roman" w:hAnsi="Times New Roman" w:cs="Times New Roman"/>
+          <w:sz w:val="28"/>
+          <w:szCs w:val="28"/>
+        </w:rPr>
+      </w:pPr>
+      <w:r>
+        <w:rPr>
+          <w:rFonts w:ascii="Times New Roman" w:hAnsi="Times New Roman" w:cs="Times New Roman"/>
+          <w:sz w:val="28"/>
+          <w:szCs w:val="28"/>
+        </w:rPr>
+        <w:t xml:space="preserve">Скачиваем все библиотеки для </w:t>
+      </w:r>
+      <w:r>
+        <w:rPr>
+          <w:rFonts w:ascii="Times New Roman" w:hAnsi="Times New Roman" w:cs="Times New Roman"/>
+          <w:sz w:val="28"/>
+          <w:szCs w:val="28"/>
+          <w:lang w:val="en-US"/>
+        </w:rPr>
+        <w:t>framework</w:t>
+      </w:r>
+      <w:r>
+        <w:rPr>
+          <w:rFonts w:ascii="Times New Roman" w:hAnsi="Times New Roman" w:cs="Times New Roman"/>
+          <w:sz w:val="28"/>
+          <w:szCs w:val="28"/>
+        </w:rPr>
+        <w:t xml:space="preserve"> 8 (и </w:t>
+      </w:r>
+      <w:r>
+        <w:rPr>
+          <w:rFonts w:ascii="Times New Roman" w:hAnsi="Times New Roman" w:cs="Times New Roman"/>
+          <w:sz w:val="28"/>
+          <w:szCs w:val="28"/>
+          <w:lang w:val="en-US"/>
+        </w:rPr>
+        <w:t>json</w:t>
+      </w:r>
+      <w:r>
+        <w:rPr>
+          <w:rFonts w:ascii="Times New Roman" w:hAnsi="Times New Roman" w:cs="Times New Roman"/>
+          <w:sz w:val="28"/>
+          <w:szCs w:val="28"/>
+        </w:rPr>
+        <w:t xml:space="preserve">) версии, прописываем в подключение в настройках, потом через </w:t>
+      </w:r>
+      <w:r>
+        <w:rPr>
+          <w:rFonts w:ascii="Times New Roman" w:hAnsi="Times New Roman" w:cs="Times New Roman"/>
+          <w:sz w:val="28"/>
+          <w:szCs w:val="28"/>
+          <w:lang w:val="en-US"/>
+        </w:rPr>
+        <w:t>Scaffold</w:t>
+      </w:r>
+      <w:r>
+        <w:rPr>
+          <w:rFonts w:ascii="Times New Roman" w:hAnsi="Times New Roman" w:cs="Times New Roman"/>
+          <w:sz w:val="28"/>
+          <w:szCs w:val="28"/>
+        </w:rPr>
+        <w:t xml:space="preserve"> </w:t>
+      </w:r>
+      <w:r>
+        <w:rPr>
+          <w:rFonts w:ascii="Times New Roman" w:hAnsi="Times New Roman" w:cs="Times New Roman"/>
+          <w:sz w:val="28"/>
+          <w:szCs w:val="28"/>
+        </w:rPr>
+        <w:t>создаем все модели</w:t>
+      </w:r>
+      <w:r>
+        <w:rPr>
+          <w:rFonts w:ascii="Times New Roman" w:hAnsi="Times New Roman" w:cs="Times New Roman"/>
+          <w:sz w:val="28"/>
+          <w:szCs w:val="28"/>
+        </w:rPr>
+        <w:t>.</w:t>
+      </w:r>
+    </w:p>
+    <w:p>
+      <w:pPr>
+        <w:widowControl w:val="0"/>
+        <w:spacing w:after="0" w:line="360" w:lineRule="auto"/>
+        <w:rPr>
+          <w:rFonts w:ascii="Times New Roman" w:hAnsi="Times New Roman" w:cs="Times New Roman"/>
+          <w:sz w:val="28"/>
+          <w:szCs w:val="28"/>
+        </w:rPr>
+      </w:pPr>
+      <w:r>
+        <w:rPr>
+          <w:rFonts w:ascii="Times New Roman" w:hAnsi="Times New Roman" w:cs="Times New Roman"/>
+          <w:sz w:val="28"/>
+          <w:szCs w:val="28"/>
+        </w:rPr>
+        <w:t>Потом добавь контроллеры таблиц, которые написаны в задании.</w:t>
+      </w:r>
+    </w:p>
+    <w:p>
+      <w:pPr>
+        <w:widowControl w:val="0"/>
+        <w:spacing w:after="0" w:line="360" w:lineRule="auto"/>
+        <w:rPr>
+          <w:rFonts w:ascii="Times New Roman" w:hAnsi="Times New Roman" w:cs="Times New Roman"/>
+          <w:sz w:val="28"/>
+          <w:szCs w:val="28"/>
+        </w:rPr>
+      </w:pPr>
+      <w:r>
+        <w:rPr>
+          <w:rFonts w:ascii="Times New Roman" w:hAnsi="Times New Roman" w:cs="Times New Roman"/>
+          <w:b/>
+          <w:bCs/>
+          <w:sz w:val="28"/>
+          <w:szCs w:val="28"/>
+        </w:rPr>
+        <w:t>ГЛАВНОЕ</w:t>
+      </w:r>
+      <w:r>
+        <w:rPr>
+          <w:rFonts w:ascii="Times New Roman" w:hAnsi="Times New Roman" w:cs="Times New Roman"/>
+          <w:b/>
+          <w:bCs/>
+          <w:sz w:val="28"/>
+          <w:szCs w:val="28"/>
+        </w:rPr>
+        <w:t>:</w:t>
+      </w:r>
+      <w:r>
+        <w:rPr>
+          <w:rFonts w:ascii="Times New Roman" w:hAnsi="Times New Roman" w:cs="Times New Roman"/>
+          <w:sz w:val="28"/>
+          <w:szCs w:val="28"/>
+        </w:rPr>
+        <w:t xml:space="preserve"> напиши эту строку в </w:t>
+      </w:r>
+      <w:r>
+        <w:rPr>
+          <w:rFonts w:ascii="Times New Roman" w:hAnsi="Times New Roman" w:cs="Times New Roman"/>
+          <w:sz w:val="28"/>
+          <w:szCs w:val="28"/>
+          <w:lang w:val="en-US"/>
+        </w:rPr>
+        <w:t>Program</w:t>
+      </w:r>
+      <w:r>
+        <w:rPr>
+          <w:rFonts w:ascii="Times New Roman" w:hAnsi="Times New Roman" w:cs="Times New Roman"/>
+          <w:sz w:val="28"/>
+          <w:szCs w:val="28"/>
+        </w:rPr>
+        <w:t xml:space="preserve"> </w:t>
+      </w:r>
+      <w:r>
+        <w:rPr>
+          <w:rFonts w:ascii="Times New Roman" w:hAnsi="Times New Roman" w:cs="Times New Roman"/>
+          <w:sz w:val="28"/>
+          <w:szCs w:val="28"/>
+        </w:rPr>
+        <w:t>чтобы подключить БД</w:t>
+      </w:r>
+      <w:r>
+        <w:rPr>
+          <w:rFonts w:ascii="Times New Roman" w:hAnsi="Times New Roman" w:cs="Times New Roman"/>
+          <w:sz w:val="28"/>
+          <w:szCs w:val="28"/>
+        </w:rPr>
+        <w:br/>
+      </w:r>
+      <w:r>
+        <w:rPr>
+          <w:noProof/>
+        </w:rPr>
+        <w:drawing>
+          <wp:inline distT="0" distB="0" distL="0" distR="0" wp14:anchorId="43878953" wp14:editId="24D02C27">
+            <wp:extent cx="6840220" cy="1456055"/>
+            <wp:effectExtent l="0" t="0" r="0" b="0"/>
+            <wp:docPr id="22" name="Рисунок 22"/>
+            <wp:cNvGraphicFramePr>
+              <a:graphicFrameLocks xmlns:a="http://schemas.openxmlformats.org/drawingml/2006/main" noChangeAspect="1"/>
+            </wp:cNvGraphicFramePr>
+            <a:graphic xmlns:a="http://schemas.openxmlformats.org/drawingml/2006/main">
+              <a:graphicData uri="http://schemas.openxmlformats.org/drawingml/2006/picture">
+                <pic:pic xmlns:pic="http://schemas.openxmlformats.org/drawingml/2006/picture">
+                  <pic:nvPicPr>
+                    <pic:cNvPr id="1" name=""/>
+                    <pic:cNvPicPr/>
+                  </pic:nvPicPr>
+                  <pic:blipFill>
+                    <a:blip r:embed="rId30"/>
+                    <a:stretch>
+                      <a:fillRect/>
+                    </a:stretch>
+                  </pic:blipFill>
+                  <pic:spPr>
+                    <a:xfrm>
+                      <a:off x="0" y="0"/>
+                      <a:ext cx="6840220" cy="1456055"/>
+                    </a:xfrm>
+                    <a:prstGeom prst="rect">
+                      <a:avLst/>
+                    </a:prstGeom>
+                  </pic:spPr>
+                </pic:pic>
+              </a:graphicData>
+            </a:graphic>
+          </wp:inline>
+        </w:drawing>
+      </w:r>
+    </w:p>
+    <w:p>
+      <w:pPr>
+        <w:widowControl w:val="0"/>
+        <w:spacing w:after="0" w:line="360" w:lineRule="auto"/>
+        <w:jc w:val="center"/>
+        <w:rPr>
+          <w:rFonts w:ascii="Times New Roman" w:hAnsi="Times New Roman" w:cs="Times New Roman"/>
+          <w:sz w:val="28"/>
+          <w:szCs w:val="28"/>
+        </w:rPr>
+      </w:pPr>
       <w:r>
         <w:rPr>
           <w:rFonts w:ascii="Times New Roman" w:hAnsi="Times New Roman" w:cs="Times New Roman"/>
@@ -2671,17 +2779,15 @@
         </w:rPr>
         <w:t>WireFrame</w:t>
       </w:r>
-      <w:proofErr w:type="spellEnd"/>
-    </w:p>
-    <w:p>
-      <w:pPr>
-        <w:widowControl w:val="0"/>
-        <w:spacing w:after="0" w:line="360" w:lineRule="auto"/>
-        <w:rPr>
-          <w:rFonts w:ascii="Times New Roman" w:hAnsi="Times New Roman" w:cs="Times New Roman"/>
-          <w:sz w:val="28"/>
-          <w:szCs w:val="28"/>
-          <w:lang w:val="en-US"/>
+    </w:p>
+    <w:p>
+      <w:pPr>
+        <w:widowControl w:val="0"/>
+        <w:spacing w:after="0" w:line="360" w:lineRule="auto"/>
+        <w:rPr>
+          <w:rFonts w:ascii="Times New Roman" w:hAnsi="Times New Roman" w:cs="Times New Roman"/>
+          <w:sz w:val="28"/>
+          <w:szCs w:val="28"/>
         </w:rPr>
       </w:pPr>
     </w:p>

--- a/Задание по сессиям/(!) Обучение.docx
+++ b/Задание по сессиям/(!) Обучение.docx
@@ -1,6 +1,6 @@
 
 <file path=word/document.xml><?xml version="1.0" encoding="utf-8"?>
-<w:document xmlns:wpc="http://schemas.microsoft.com/office/word/2010/wordprocessingCanvas" xmlns:cx="http://schemas.microsoft.com/office/drawing/2014/chartex" xmlns:cx1="http://schemas.microsoft.com/office/drawing/2015/9/8/chartex" xmlns:cx2="http://schemas.microsoft.com/office/drawing/2015/10/21/chartex" xmlns:cx3="http://schemas.microsoft.com/office/drawing/2016/5/9/chartex" xmlns:cx4="http://schemas.microsoft.com/office/drawing/2016/5/10/chartex" xmlns:cx5="http://schemas.microsoft.com/office/drawing/2016/5/11/chartex" xmlns:cx6="http://schemas.microsoft.com/office/drawing/2016/5/12/chartex" xmlns:cx7="http://schemas.microsoft.com/office/drawing/2016/5/13/chartex" xmlns:cx8="http://schemas.microsoft.com/office/drawing/2016/5/14/chartex" xmlns:mc="http://schemas.openxmlformats.org/markup-compatibility/2006" xmlns:aink="http://schemas.microsoft.com/office/drawing/2016/ink" xmlns:am3d="http://schemas.microsoft.com/office/drawing/2017/model3d" xmlns:o="urn:schemas-microsoft-com:office:office" xmlns:r="http://schemas.openxmlformats.org/officeDocument/2006/relationships" xmlns:m="http://schemas.openxmlformats.org/officeDocument/2006/math" xmlns:v="urn:schemas-microsoft-com:vml" xmlns:wp14="http://schemas.microsoft.com/office/word/2010/wordprocessingDrawing" xmlns:wp="http://schemas.openxmlformats.org/drawingml/2006/wordprocessingDrawing" xmlns:w10="urn:schemas-microsoft-com:office:word" xmlns:w="http://schemas.openxmlformats.org/wordprocessingml/2006/main" xmlns:w14="http://schemas.microsoft.com/office/word/2010/wordml" xmlns:w15="http://schemas.microsoft.com/office/word/2012/wordml" xmlns:w16cex="http://schemas.microsoft.com/office/word/2018/wordml/cex" xmlns:w16cid="http://schemas.microsoft.com/office/word/2016/wordml/cid" xmlns:w16="http://schemas.microsoft.com/office/word/2018/wordml" xmlns:w16sdtdh="http://schemas.microsoft.com/office/word/2020/wordml/sdtdatahash" xmlns:w16se="http://schemas.microsoft.com/office/word/2015/wordml/symex" xmlns:wpg="http://schemas.microsoft.com/office/word/2010/wordprocessingGroup" xmlns:wpi="http://schemas.microsoft.com/office/word/2010/wordprocessingInk" xmlns:wne="http://schemas.microsoft.com/office/word/2006/wordml" xmlns:wps="http://schemas.microsoft.com/office/word/2010/wordprocessingShape" mc:Ignorable="w14 w15 w16se w16cid w16 w16cex w16sdtdh wp14">
+<w:document xmlns:wpc="http://schemas.microsoft.com/office/word/2010/wordprocessingCanvas" xmlns:cx="http://schemas.microsoft.com/office/drawing/2014/chartex" xmlns:cx1="http://schemas.microsoft.com/office/drawing/2015/9/8/chartex" xmlns:cx2="http://schemas.microsoft.com/office/drawing/2015/10/21/chartex" xmlns:cx3="http://schemas.microsoft.com/office/drawing/2016/5/9/chartex" xmlns:cx4="http://schemas.microsoft.com/office/drawing/2016/5/10/chartex" xmlns:cx5="http://schemas.microsoft.com/office/drawing/2016/5/11/chartex" xmlns:cx6="http://schemas.microsoft.com/office/drawing/2016/5/12/chartex" xmlns:cx7="http://schemas.microsoft.com/office/drawing/2016/5/13/chartex" xmlns:cx8="http://schemas.microsoft.com/office/drawing/2016/5/14/chartex" xmlns:mc="http://schemas.openxmlformats.org/markup-compatibility/2006" xmlns:aink="http://schemas.microsoft.com/office/drawing/2016/ink" xmlns:am3d="http://schemas.microsoft.com/office/drawing/2017/model3d" xmlns:o="urn:schemas-microsoft-com:office:office" xmlns:r="http://schemas.openxmlformats.org/officeDocument/2006/relationships" xmlns:m="http://schemas.openxmlformats.org/officeDocument/2006/math" xmlns:v="urn:schemas-microsoft-com:vml" xmlns:wp14="http://schemas.microsoft.com/office/word/2010/wordprocessingDrawing" xmlns:wp="http://schemas.openxmlformats.org/drawingml/2006/wordprocessingDrawing" xmlns:w10="urn:schemas-microsoft-com:office:word" xmlns:w="http://schemas.openxmlformats.org/wordprocessingml/2006/main" xmlns:w14="http://schemas.microsoft.com/office/word/2010/wordml" xmlns:w15="http://schemas.microsoft.com/office/word/2012/wordml" xmlns:w16cex="http://schemas.microsoft.com/office/word/2018/wordml/cex" xmlns:w16cid="http://schemas.microsoft.com/office/word/2016/wordml/cid" xmlns:w16="http://schemas.microsoft.com/office/word/2018/wordml" xmlns:w16se="http://schemas.microsoft.com/office/word/2015/wordml/symex" xmlns:wpg="http://schemas.microsoft.com/office/word/2010/wordprocessingGroup" xmlns:wpi="http://schemas.microsoft.com/office/word/2010/wordprocessingInk" xmlns:wne="http://schemas.microsoft.com/office/word/2006/wordml" xmlns:wps="http://schemas.microsoft.com/office/word/2010/wordprocessingShape" mc:Ignorable="w14 w15 w16se w16cid w16 w16cex wp14">
   <w:body>
     <w:p>
       <w:pPr>
@@ -1003,6 +1003,8 @@
         </w:rPr>
         <w:t xml:space="preserve">, </w:t>
       </w:r>
+      <w:proofErr w:type="spellStart"/>
+      <w:proofErr w:type="gramStart"/>
       <w:r>
         <w:rPr>
           <w:rFonts w:ascii="Times New Roman" w:hAnsi="Times New Roman" w:cs="Times New Roman"/>
@@ -1012,6 +1014,7 @@
         </w:rPr>
         <w:t>nvarchar</w:t>
       </w:r>
+      <w:proofErr w:type="spellEnd"/>
       <w:r>
         <w:rPr>
           <w:rFonts w:ascii="Times New Roman" w:hAnsi="Times New Roman" w:cs="Times New Roman"/>
@@ -1021,6 +1024,7 @@
         </w:rPr>
         <w:t>(</w:t>
       </w:r>
+      <w:proofErr w:type="gramEnd"/>
       <w:r>
         <w:rPr>
           <w:rFonts w:ascii="Times New Roman" w:hAnsi="Times New Roman" w:cs="Times New Roman"/>
@@ -1090,13 +1094,23 @@
         </w:rPr>
         <w:t xml:space="preserve"> «</w:t>
       </w:r>
+      <w:proofErr w:type="spellStart"/>
       <w:r>
         <w:rPr>
           <w:rFonts w:ascii="Calibri" w:eastAsia="Times New Roman" w:hAnsi="Calibri" w:cs="Calibri"/>
           <w:color w:val="000000"/>
           <w:lang w:val="en-US" w:eastAsia="ru-RU"/>
         </w:rPr>
-        <w:t>data:image/png;base64,</w:t>
+        <w:t>data:image</w:t>
+      </w:r>
+      <w:proofErr w:type="spellEnd"/>
+      <w:r>
+        <w:rPr>
+          <w:rFonts w:ascii="Calibri" w:eastAsia="Times New Roman" w:hAnsi="Calibri" w:cs="Calibri"/>
+          <w:color w:val="000000"/>
+          <w:lang w:val="en-US" w:eastAsia="ru-RU"/>
+        </w:rPr>
+        <w:t>/png;base64,</w:t>
       </w:r>
       <w:r>
         <w:rPr>
@@ -1327,7 +1341,25 @@
           <w:sz w:val="28"/>
           <w:szCs w:val="28"/>
         </w:rPr>
-        <w:t xml:space="preserve">Через =ВПР() нужно вставить </w:t>
+        <w:t>Через =</w:t>
+      </w:r>
+      <w:proofErr w:type="gramStart"/>
+      <w:r>
+        <w:rPr>
+          <w:rFonts w:ascii="Times New Roman" w:hAnsi="Times New Roman" w:cs="Times New Roman"/>
+          <w:sz w:val="28"/>
+          <w:szCs w:val="28"/>
+        </w:rPr>
+        <w:t>ВПР(</w:t>
+      </w:r>
+      <w:proofErr w:type="gramEnd"/>
+      <w:r>
+        <w:rPr>
+          <w:rFonts w:ascii="Times New Roman" w:hAnsi="Times New Roman" w:cs="Times New Roman"/>
+          <w:sz w:val="28"/>
+          <w:szCs w:val="28"/>
+        </w:rPr>
+        <w:t xml:space="preserve">) нужно вставить </w:t>
       </w:r>
       <w:r>
         <w:rPr>
@@ -1460,6 +1492,7 @@
         </w:rPr>
         <w:t xml:space="preserve">ГЛАВНАЯ ТАБЛИЦА </w:t>
       </w:r>
+      <w:proofErr w:type="spellStart"/>
       <w:r>
         <w:rPr>
           <w:rFonts w:ascii="Times New Roman" w:hAnsi="Times New Roman" w:cs="Times New Roman"/>
@@ -1469,6 +1502,7 @@
         </w:rPr>
         <w:t>VendingMachines</w:t>
       </w:r>
+      <w:proofErr w:type="spellEnd"/>
       <w:r>
         <w:rPr>
           <w:rFonts w:ascii="Times New Roman" w:hAnsi="Times New Roman" w:cs="Times New Roman"/>
@@ -1648,7 +1682,25 @@
           <w:sz w:val="28"/>
           <w:szCs w:val="28"/>
         </w:rPr>
-        <w:t>Красные – доп столбцы по требованию из задания.</w:t>
+        <w:t xml:space="preserve">Красные – </w:t>
+      </w:r>
+      <w:proofErr w:type="spellStart"/>
+      <w:r>
+        <w:rPr>
+          <w:rFonts w:ascii="Times New Roman" w:hAnsi="Times New Roman" w:cs="Times New Roman"/>
+          <w:sz w:val="28"/>
+          <w:szCs w:val="28"/>
+        </w:rPr>
+        <w:t>доп</w:t>
+      </w:r>
+      <w:proofErr w:type="spellEnd"/>
+      <w:r>
+        <w:rPr>
+          <w:rFonts w:ascii="Times New Roman" w:hAnsi="Times New Roman" w:cs="Times New Roman"/>
+          <w:sz w:val="28"/>
+          <w:szCs w:val="28"/>
+        </w:rPr>
+        <w:t xml:space="preserve"> столбцы по требованию из задания.</w:t>
       </w:r>
     </w:p>
     <w:p>
@@ -1782,6 +1834,7 @@
           <w:szCs w:val="28"/>
         </w:rPr>
       </w:pPr>
+      <w:proofErr w:type="spellStart"/>
       <w:r>
         <w:rPr>
           <w:rFonts w:ascii="Times New Roman" w:hAnsi="Times New Roman" w:cs="Times New Roman"/>
@@ -1791,6 +1844,7 @@
         </w:rPr>
         <w:t>PaymentTypes</w:t>
       </w:r>
+      <w:proofErr w:type="spellEnd"/>
       <w:r>
         <w:rPr>
           <w:rFonts w:ascii="Times New Roman" w:hAnsi="Times New Roman" w:cs="Times New Roman"/>
@@ -2194,6 +2248,7 @@
         </w:rPr>
         <w:t xml:space="preserve">Нужно добавить тестовые значения для </w:t>
       </w:r>
+      <w:proofErr w:type="spellStart"/>
       <w:r>
         <w:rPr>
           <w:rFonts w:ascii="Times New Roman" w:hAnsi="Times New Roman" w:cs="Times New Roman"/>
@@ -2205,6 +2260,7 @@
         </w:rPr>
         <w:t>InventoryNumber</w:t>
       </w:r>
+      <w:proofErr w:type="spellEnd"/>
     </w:p>
     <w:p>
       <w:pPr>
@@ -2441,56 +2497,120 @@
           <w:lang w:val="en-US"/>
         </w:rPr>
       </w:pPr>
-      <w:r>
-        <w:rPr>
-          <w:rFonts w:ascii="Times New Roman" w:hAnsi="Times New Roman" w:cs="Times New Roman"/>
-          <w:sz w:val="28"/>
-          <w:szCs w:val="28"/>
-          <w:lang w:val="en-US"/>
-        </w:rPr>
-        <w:t>MaintenanceTimeHours &lt;= 1 AND MaintenanceTimeHours &lt;= 20</w:t>
-      </w:r>
-    </w:p>
-    <w:p>
-      <w:pPr>
-        <w:widowControl w:val="0"/>
-        <w:spacing w:after="0" w:line="360" w:lineRule="auto"/>
-        <w:rPr>
-          <w:rFonts w:ascii="Times New Roman" w:hAnsi="Times New Roman" w:cs="Times New Roman"/>
-          <w:sz w:val="28"/>
-          <w:szCs w:val="28"/>
-          <w:lang w:val="en-US"/>
-        </w:rPr>
-      </w:pPr>
-      <w:r>
-        <w:rPr>
-          <w:rFonts w:ascii="Times New Roman" w:hAnsi="Times New Roman" w:cs="Times New Roman"/>
-          <w:sz w:val="28"/>
-          <w:szCs w:val="28"/>
-          <w:lang w:val="en-US"/>
-        </w:rPr>
-        <w:t>NextMaintenanceDate &gt;= ManufactureDate</w:t>
-      </w:r>
-    </w:p>
-    <w:p>
-      <w:pPr>
-        <w:widowControl w:val="0"/>
-        <w:spacing w:after="0" w:line="360" w:lineRule="auto"/>
-        <w:rPr>
-          <w:rFonts w:ascii="Times New Roman" w:hAnsi="Times New Roman" w:cs="Times New Roman"/>
-          <w:sz w:val="28"/>
-          <w:szCs w:val="28"/>
-          <w:lang w:val="en-US"/>
-        </w:rPr>
-      </w:pPr>
-      <w:r>
-        <w:rPr>
-          <w:rFonts w:ascii="Times New Roman" w:hAnsi="Times New Roman" w:cs="Times New Roman"/>
-          <w:sz w:val="28"/>
-          <w:szCs w:val="28"/>
-          <w:lang w:val="en-US"/>
-        </w:rPr>
-        <w:t>ResourceHours &gt;= 1</w:t>
+      <w:proofErr w:type="spellStart"/>
+      <w:r>
+        <w:rPr>
+          <w:rFonts w:ascii="Times New Roman" w:hAnsi="Times New Roman" w:cs="Times New Roman"/>
+          <w:sz w:val="28"/>
+          <w:szCs w:val="28"/>
+          <w:lang w:val="en-US"/>
+        </w:rPr>
+        <w:t>MaintenanceTimeHours</w:t>
+      </w:r>
+      <w:proofErr w:type="spellEnd"/>
+      <w:r>
+        <w:rPr>
+          <w:rFonts w:ascii="Times New Roman" w:hAnsi="Times New Roman" w:cs="Times New Roman"/>
+          <w:sz w:val="28"/>
+          <w:szCs w:val="28"/>
+          <w:lang w:val="en-US"/>
+        </w:rPr>
+        <w:t xml:space="preserve"> &lt;= 1 AND </w:t>
+      </w:r>
+      <w:proofErr w:type="spellStart"/>
+      <w:r>
+        <w:rPr>
+          <w:rFonts w:ascii="Times New Roman" w:hAnsi="Times New Roman" w:cs="Times New Roman"/>
+          <w:sz w:val="28"/>
+          <w:szCs w:val="28"/>
+          <w:lang w:val="en-US"/>
+        </w:rPr>
+        <w:t>MaintenanceTimeHours</w:t>
+      </w:r>
+      <w:proofErr w:type="spellEnd"/>
+      <w:r>
+        <w:rPr>
+          <w:rFonts w:ascii="Times New Roman" w:hAnsi="Times New Roman" w:cs="Times New Roman"/>
+          <w:sz w:val="28"/>
+          <w:szCs w:val="28"/>
+          <w:lang w:val="en-US"/>
+        </w:rPr>
+        <w:t xml:space="preserve"> &lt;= 20</w:t>
+      </w:r>
+    </w:p>
+    <w:p>
+      <w:pPr>
+        <w:widowControl w:val="0"/>
+        <w:spacing w:after="0" w:line="360" w:lineRule="auto"/>
+        <w:rPr>
+          <w:rFonts w:ascii="Times New Roman" w:hAnsi="Times New Roman" w:cs="Times New Roman"/>
+          <w:sz w:val="28"/>
+          <w:szCs w:val="28"/>
+          <w:lang w:val="en-US"/>
+        </w:rPr>
+      </w:pPr>
+      <w:proofErr w:type="spellStart"/>
+      <w:r>
+        <w:rPr>
+          <w:rFonts w:ascii="Times New Roman" w:hAnsi="Times New Roman" w:cs="Times New Roman"/>
+          <w:sz w:val="28"/>
+          <w:szCs w:val="28"/>
+          <w:lang w:val="en-US"/>
+        </w:rPr>
+        <w:t>NextMaintenanceDate</w:t>
+      </w:r>
+      <w:proofErr w:type="spellEnd"/>
+      <w:r>
+        <w:rPr>
+          <w:rFonts w:ascii="Times New Roman" w:hAnsi="Times New Roman" w:cs="Times New Roman"/>
+          <w:sz w:val="28"/>
+          <w:szCs w:val="28"/>
+          <w:lang w:val="en-US"/>
+        </w:rPr>
+        <w:t xml:space="preserve"> &gt;= </w:t>
+      </w:r>
+      <w:proofErr w:type="spellStart"/>
+      <w:r>
+        <w:rPr>
+          <w:rFonts w:ascii="Times New Roman" w:hAnsi="Times New Roman" w:cs="Times New Roman"/>
+          <w:sz w:val="28"/>
+          <w:szCs w:val="28"/>
+          <w:lang w:val="en-US"/>
+        </w:rPr>
+        <w:t>ManufactureDate</w:t>
+      </w:r>
+      <w:proofErr w:type="spellEnd"/>
+    </w:p>
+    <w:p>
+      <w:pPr>
+        <w:widowControl w:val="0"/>
+        <w:spacing w:after="0" w:line="360" w:lineRule="auto"/>
+        <w:rPr>
+          <w:rFonts w:ascii="Times New Roman" w:hAnsi="Times New Roman" w:cs="Times New Roman"/>
+          <w:sz w:val="28"/>
+          <w:szCs w:val="28"/>
+          <w:lang w:val="en-US"/>
+        </w:rPr>
+      </w:pPr>
+      <w:proofErr w:type="spellStart"/>
+      <w:r>
+        <w:rPr>
+          <w:rFonts w:ascii="Times New Roman" w:hAnsi="Times New Roman" w:cs="Times New Roman"/>
+          <w:sz w:val="28"/>
+          <w:szCs w:val="28"/>
+          <w:lang w:val="en-US"/>
+        </w:rPr>
+        <w:t>ResourceHours</w:t>
+      </w:r>
+      <w:proofErr w:type="spellEnd"/>
+      <w:r>
+        <w:rPr>
+          <w:rFonts w:ascii="Times New Roman" w:hAnsi="Times New Roman" w:cs="Times New Roman"/>
+          <w:sz w:val="28"/>
+          <w:szCs w:val="28"/>
+          <w:lang w:val="en-US"/>
+        </w:rPr>
+        <w:t xml:space="preserve"> &gt;= 1</w:t>
       </w:r>
     </w:p>
     <w:p>
@@ -2529,9 +2649,9 @@
           <w:rFonts w:ascii="Times New Roman" w:hAnsi="Times New Roman" w:cs="Times New Roman"/>
           <w:sz w:val="28"/>
           <w:szCs w:val="28"/>
-          <w:lang w:val="en-US"/>
-        </w:rPr>
-      </w:pPr>
+        </w:rPr>
+      </w:pPr>
+      <w:proofErr w:type="spellStart"/>
       <w:r>
         <w:rPr>
           <w:rFonts w:ascii="Times New Roman" w:hAnsi="Times New Roman" w:cs="Times New Roman"/>
@@ -2541,6 +2661,7 @@
         </w:rPr>
         <w:t>Api</w:t>
       </w:r>
+      <w:proofErr w:type="spellEnd"/>
     </w:p>
     <w:p>
       <w:pPr>
@@ -2770,6 +2891,7 @@
           <w:szCs w:val="28"/>
         </w:rPr>
       </w:pPr>
+      <w:proofErr w:type="spellStart"/>
       <w:r>
         <w:rPr>
           <w:rFonts w:ascii="Times New Roman" w:hAnsi="Times New Roman" w:cs="Times New Roman"/>
@@ -2779,17 +2901,222 @@
         </w:rPr>
         <w:t>WireFrame</w:t>
       </w:r>
-    </w:p>
-    <w:p>
-      <w:pPr>
-        <w:widowControl w:val="0"/>
-        <w:spacing w:after="0" w:line="360" w:lineRule="auto"/>
-        <w:rPr>
-          <w:rFonts w:ascii="Times New Roman" w:hAnsi="Times New Roman" w:cs="Times New Roman"/>
-          <w:sz w:val="28"/>
-          <w:szCs w:val="28"/>
-        </w:rPr>
-      </w:pPr>
+      <w:proofErr w:type="spellEnd"/>
+    </w:p>
+    <w:p>
+      <w:pPr>
+        <w:rPr>
+          <w:rFonts w:ascii="Times New Roman" w:hAnsi="Times New Roman" w:cs="Times New Roman"/>
+          <w:sz w:val="28"/>
+          <w:szCs w:val="28"/>
+        </w:rPr>
+      </w:pPr>
+      <w:r>
+        <w:rPr>
+          <w:rFonts w:ascii="Times New Roman" w:hAnsi="Times New Roman" w:cs="Times New Roman"/>
+          <w:sz w:val="28"/>
+          <w:szCs w:val="28"/>
+        </w:rPr>
+        <w:br w:type="page"/>
+      </w:r>
+    </w:p>
+    <w:p>
+      <w:pPr>
+        <w:widowControl w:val="0"/>
+        <w:spacing w:after="0" w:line="360" w:lineRule="auto"/>
+        <w:jc w:val="center"/>
+        <w:rPr>
+          <w:rFonts w:ascii="Times New Roman" w:hAnsi="Times New Roman" w:cs="Times New Roman"/>
+          <w:sz w:val="28"/>
+          <w:szCs w:val="28"/>
+        </w:rPr>
+      </w:pPr>
+      <w:r>
+        <w:rPr>
+          <w:rFonts w:ascii="Times New Roman" w:hAnsi="Times New Roman" w:cs="Times New Roman"/>
+          <w:sz w:val="28"/>
+          <w:szCs w:val="28"/>
+        </w:rPr>
+        <w:lastRenderedPageBreak/>
+        <w:t>Сессия 2</w:t>
+      </w:r>
+    </w:p>
+    <w:p>
+      <w:pPr>
+        <w:widowControl w:val="0"/>
+        <w:spacing w:after="0" w:line="360" w:lineRule="auto"/>
+        <w:jc w:val="center"/>
+        <w:rPr>
+          <w:rFonts w:ascii="Times New Roman" w:hAnsi="Times New Roman" w:cs="Times New Roman"/>
+          <w:sz w:val="28"/>
+          <w:szCs w:val="28"/>
+        </w:rPr>
+      </w:pPr>
+      <w:r>
+        <w:rPr>
+          <w:rFonts w:ascii="Times New Roman" w:hAnsi="Times New Roman" w:cs="Times New Roman"/>
+          <w:sz w:val="28"/>
+          <w:szCs w:val="28"/>
+        </w:rPr>
+        <w:t>База данных</w:t>
+      </w:r>
+    </w:p>
+    <w:p>
+      <w:pPr>
+        <w:widowControl w:val="0"/>
+        <w:spacing w:after="0" w:line="360" w:lineRule="auto"/>
+        <w:rPr>
+          <w:rFonts w:ascii="Times New Roman" w:hAnsi="Times New Roman" w:cs="Times New Roman"/>
+          <w:sz w:val="28"/>
+          <w:szCs w:val="28"/>
+        </w:rPr>
+      </w:pPr>
+      <w:r>
+        <w:rPr>
+          <w:rFonts w:ascii="Times New Roman" w:hAnsi="Times New Roman" w:cs="Times New Roman"/>
+          <w:sz w:val="28"/>
+          <w:szCs w:val="28"/>
+        </w:rPr>
+        <w:t>Сразу после проверки сессии 1, меняешь БД на вот такую простую:</w:t>
+      </w:r>
+    </w:p>
+    <w:p>
+      <w:pPr>
+        <w:widowControl w:val="0"/>
+        <w:spacing w:after="0" w:line="360" w:lineRule="auto"/>
+        <w:rPr>
+          <w:rFonts w:ascii="Times New Roman" w:hAnsi="Times New Roman" w:cs="Times New Roman"/>
+          <w:sz w:val="28"/>
+          <w:szCs w:val="28"/>
+        </w:rPr>
+      </w:pPr>
+      <w:r>
+        <w:rPr>
+          <w:noProof/>
+        </w:rPr>
+        <w:drawing>
+          <wp:inline distT="0" distB="0" distL="0" distR="0" wp14:anchorId="15860E83" wp14:editId="04F793DD">
+            <wp:extent cx="6448213" cy="1461204"/>
+            <wp:effectExtent l="0" t="0" r="0" b="5715"/>
+            <wp:docPr id="30" name="Рисунок 30"/>
+            <wp:cNvGraphicFramePr>
+              <a:graphicFrameLocks xmlns:a="http://schemas.openxmlformats.org/drawingml/2006/main" noChangeAspect="1"/>
+            </wp:cNvGraphicFramePr>
+            <a:graphic xmlns:a="http://schemas.openxmlformats.org/drawingml/2006/main">
+              <a:graphicData uri="http://schemas.openxmlformats.org/drawingml/2006/picture">
+                <pic:pic xmlns:pic="http://schemas.openxmlformats.org/drawingml/2006/picture">
+                  <pic:nvPicPr>
+                    <pic:cNvPr id="1" name=""/>
+                    <pic:cNvPicPr/>
+                  </pic:nvPicPr>
+                  <pic:blipFill>
+                    <a:blip r:embed="rId31"/>
+                    <a:stretch>
+                      <a:fillRect/>
+                    </a:stretch>
+                  </pic:blipFill>
+                  <pic:spPr>
+                    <a:xfrm>
+                      <a:off x="0" y="0"/>
+                      <a:ext cx="6465926" cy="1465218"/>
+                    </a:xfrm>
+                    <a:prstGeom prst="rect">
+                      <a:avLst/>
+                    </a:prstGeom>
+                  </pic:spPr>
+                </pic:pic>
+              </a:graphicData>
+            </a:graphic>
+          </wp:inline>
+        </w:drawing>
+      </w:r>
+    </w:p>
+    <w:p>
+      <w:pPr>
+        <w:widowControl w:val="0"/>
+        <w:spacing w:after="0" w:line="360" w:lineRule="auto"/>
+        <w:rPr>
+          <w:rFonts w:ascii="Times New Roman" w:hAnsi="Times New Roman" w:cs="Times New Roman"/>
+          <w:sz w:val="28"/>
+          <w:szCs w:val="28"/>
+        </w:rPr>
+      </w:pPr>
+      <w:r>
+        <w:rPr>
+          <w:rFonts w:ascii="Times New Roman" w:hAnsi="Times New Roman" w:cs="Times New Roman"/>
+          <w:sz w:val="28"/>
+          <w:szCs w:val="28"/>
+        </w:rPr>
+        <w:t>З</w:t>
+      </w:r>
+      <w:r>
+        <w:rPr>
+          <w:rFonts w:ascii="Times New Roman" w:hAnsi="Times New Roman" w:cs="Times New Roman"/>
+          <w:sz w:val="28"/>
+          <w:szCs w:val="28"/>
+        </w:rPr>
+        <w:t>аполняешь тестовыми данными.</w:t>
+      </w:r>
+      <w:r>
+        <w:rPr>
+          <w:rFonts w:ascii="Times New Roman" w:hAnsi="Times New Roman" w:cs="Times New Roman"/>
+          <w:sz w:val="28"/>
+          <w:szCs w:val="28"/>
+        </w:rPr>
+        <w:t xml:space="preserve"> В </w:t>
+      </w:r>
+      <w:r>
+        <w:rPr>
+          <w:rFonts w:ascii="Times New Roman" w:hAnsi="Times New Roman" w:cs="Times New Roman"/>
+          <w:sz w:val="28"/>
+          <w:szCs w:val="28"/>
+          <w:lang w:val="en-US"/>
+        </w:rPr>
+        <w:t>WPF</w:t>
+      </w:r>
+      <w:r>
+        <w:rPr>
+          <w:rFonts w:ascii="Times New Roman" w:hAnsi="Times New Roman" w:cs="Times New Roman"/>
+          <w:sz w:val="28"/>
+          <w:szCs w:val="28"/>
+        </w:rPr>
+        <w:t xml:space="preserve"> </w:t>
+      </w:r>
+      <w:r>
+        <w:rPr>
+          <w:rFonts w:ascii="Times New Roman" w:hAnsi="Times New Roman" w:cs="Times New Roman"/>
+          <w:sz w:val="28"/>
+          <w:szCs w:val="28"/>
+        </w:rPr>
+        <w:t xml:space="preserve">добавляешь </w:t>
+      </w:r>
+      <w:r>
+        <w:rPr>
+          <w:rFonts w:ascii="Times New Roman" w:hAnsi="Times New Roman" w:cs="Times New Roman"/>
+          <w:sz w:val="28"/>
+          <w:szCs w:val="28"/>
+          <w:lang w:val="en-US"/>
+        </w:rPr>
+        <w:t>ADO</w:t>
+      </w:r>
+      <w:r>
+        <w:rPr>
+          <w:rFonts w:ascii="Times New Roman" w:hAnsi="Times New Roman" w:cs="Times New Roman"/>
+          <w:sz w:val="28"/>
+          <w:szCs w:val="28"/>
+        </w:rPr>
+        <w:t xml:space="preserve"> </w:t>
+      </w:r>
+      <w:r>
+        <w:rPr>
+          <w:rFonts w:ascii="Times New Roman" w:hAnsi="Times New Roman" w:cs="Times New Roman"/>
+          <w:sz w:val="28"/>
+          <w:szCs w:val="28"/>
+        </w:rPr>
+        <w:t>модель.</w:t>
+      </w:r>
+      <w:bookmarkStart w:id="0" w:name="_GoBack"/>
+      <w:bookmarkEnd w:id="0"/>
     </w:p>
     <w:sectPr>
       <w:pgSz w:w="11906" w:h="16838"/>
@@ -2802,7 +3129,7 @@
 </file>
 
 <file path=word/styles.xml><?xml version="1.0" encoding="utf-8"?>
-<w:styles xmlns:mc="http://schemas.openxmlformats.org/markup-compatibility/2006" xmlns:r="http://schemas.openxmlformats.org/officeDocument/2006/relationships" xmlns:w="http://schemas.openxmlformats.org/wordprocessingml/2006/main" xmlns:w14="http://schemas.microsoft.com/office/word/2010/wordml" xmlns:w15="http://schemas.microsoft.com/office/word/2012/wordml" xmlns:w16cex="http://schemas.microsoft.com/office/word/2018/wordml/cex" xmlns:w16cid="http://schemas.microsoft.com/office/word/2016/wordml/cid" xmlns:w16="http://schemas.microsoft.com/office/word/2018/wordml" xmlns:w16sdtdh="http://schemas.microsoft.com/office/word/2020/wordml/sdtdatahash" xmlns:w16se="http://schemas.microsoft.com/office/word/2015/wordml/symex" mc:Ignorable="w14 w15 w16se w16cid w16 w16cex w16sdtdh">
+<w:styles xmlns:mc="http://schemas.openxmlformats.org/markup-compatibility/2006" xmlns:r="http://schemas.openxmlformats.org/officeDocument/2006/relationships" xmlns:w="http://schemas.openxmlformats.org/wordprocessingml/2006/main" xmlns:w14="http://schemas.microsoft.com/office/word/2010/wordml" xmlns:w15="http://schemas.microsoft.com/office/word/2012/wordml" xmlns:w16cex="http://schemas.microsoft.com/office/word/2018/wordml/cex" xmlns:w16cid="http://schemas.microsoft.com/office/word/2016/wordml/cid" xmlns:w16="http://schemas.microsoft.com/office/word/2018/wordml" xmlns:w16se="http://schemas.microsoft.com/office/word/2015/wordml/symex" mc:Ignorable="w14 w15 w16se w16cid w16 w16cex">
   <w:docDefaults>
     <w:rPrDefault>
       <w:rPr>
